--- a/module03/MP2_Report_Justin_Garter.docx
+++ b/module03/MP2_Report_Justin_Garter.docx
@@ -68,9 +68,16 @@
         </w:rPr>
         <w:t xml:space="preserve">Video: </w:t>
       </w:r>
-      <w:r>
-        <w:t xml:space="preserve">[VIDEO LINK]</w:t>
-      </w:r>
+      <w:hyperlink w:history="1" r:id="rIdeqzktwcvl_hw1higrkuz8">
+        <w:r>
+          <w:rPr>
+            <w:rStyle w:val="Hyperlink"/>
+            <w:color w:val="0563C1"/>
+            <w:u w:val="single"/>
+          </w:rPr>
+          <w:t xml:space="preserve">https://youtu.be/t9YFDP9yjEM</w:t>
+        </w:r>
+      </w:hyperlink>
     </w:p>
     <w:p>
       <w:pPr>
@@ -2297,7 +2304,7 @@
       <w:r>
         <w:drawing>
           <wp:inline distT="0" distB="0" distL="0" distR="0">
-            <wp:extent cx="4905375" cy="1524000"/>
+            <wp:extent cx="5334000" cy="1104900"/>
             <wp:effectExtent t="0" r="0" b="0" l="0"/>
             <wp:docPr id="1" name="" descr="" title=""/>
             <wp:cNvGraphicFramePr>
@@ -2322,7 +2329,7 @@
                   <pic:spPr bwMode="auto">
                     <a:xfrm>
                       <a:off x="0" y="0"/>
-                      <a:ext cx="4905375" cy="1524000"/>
+                      <a:ext cx="5334000" cy="1104900"/>
                     </a:xfrm>
                     <a:prstGeom prst="rect">
                       <a:avLst/>
@@ -2337,362 +2344,13 @@
     </w:p>
     <w:p>
       <w:pPr>
-        <w:spacing w:after="240"/>
-        <w:jc w:val="center"/>
-      </w:pPr>
-      <w:r>
-        <w:rPr>
-          <w:i/>
-          <w:iCs/>
-          <w:color w:val="444444"/>
-          <w:sz w:val="18"/>
-          <w:szCs w:val="18"/>
-        </w:rPr>
-        <w:t xml:space="preserve">Figure 3. Task 2: model downloaded from Hugging Face and run with transformers.</w:t>
-      </w:r>
-    </w:p>
-    <w:p>
-      <w:pPr>
-        <w:pStyle w:val="Heading1"/>
-      </w:pPr>
-      <w:r>
-        <w:t xml:space="preserve">4. Task 3: Ways of interacting</w:t>
-      </w:r>
-    </w:p>
-    <w:tbl>
-      <w:tblPr>
-        <w:tblW w:type="dxa" w:w="9360"/>
-        <w:tblBorders>
-          <w:top w:val="single" w:color="auto" w:sz="4"/>
-          <w:left w:val="single" w:color="auto" w:sz="4"/>
-          <w:bottom w:val="single" w:color="auto" w:sz="4"/>
-          <w:right w:val="single" w:color="auto" w:sz="4"/>
-          <w:insideH w:val="single" w:color="auto" w:sz="4"/>
-          <w:insideV w:val="single" w:color="auto" w:sz="4"/>
-        </w:tblBorders>
-      </w:tblPr>
-      <w:tblGrid>
-        <w:gridCol w:w="2200"/>
-        <w:gridCol w:w="7160"/>
-      </w:tblGrid>
-      <w:tr>
-        <w:trPr>
-          <w:tblHeader/>
-        </w:trPr>
-        <w:tc>
-          <w:tcPr>
-            <w:tcW w:type="dxa" w:w="2200"/>
-            <w:tcBorders>
-              <w:top w:val="single" w:color="BFBFBF" w:sz="4"/>
-              <w:left w:val="single" w:color="BFBFBF" w:sz="4"/>
-              <w:bottom w:val="single" w:color="BFBFBF" w:sz="4"/>
-              <w:right w:val="single" w:color="BFBFBF" w:sz="4"/>
-            </w:tcBorders>
-            <w:shd w:fill="E8EEF6" w:color="auto" w:val="clear"/>
-            <w:tcMar>
-              <w:top w:type="dxa" w:w="60"/>
-              <w:left w:type="dxa" w:w="90"/>
-              <w:bottom w:type="dxa" w:w="60"/>
-              <w:right w:type="dxa" w:w="90"/>
-            </w:tcMar>
-          </w:tcPr>
-          <w:p>
-            <w:r>
-              <w:rPr>
-                <w:b/>
-                <w:bCs/>
-                <w:sz w:val="18"/>
-                <w:szCs w:val="18"/>
-              </w:rPr>
-              <w:t xml:space="preserve">Method</w:t>
-            </w:r>
-          </w:p>
-        </w:tc>
-        <w:tc>
-          <w:tcPr>
-            <w:tcW w:type="dxa" w:w="7160"/>
-            <w:tcBorders>
-              <w:top w:val="single" w:color="BFBFBF" w:sz="4"/>
-              <w:left w:val="single" w:color="BFBFBF" w:sz="4"/>
-              <w:bottom w:val="single" w:color="BFBFBF" w:sz="4"/>
-              <w:right w:val="single" w:color="BFBFBF" w:sz="4"/>
-            </w:tcBorders>
-            <w:shd w:fill="E8EEF6" w:color="auto" w:val="clear"/>
-            <w:tcMar>
-              <w:top w:type="dxa" w:w="60"/>
-              <w:left w:type="dxa" w:w="90"/>
-              <w:bottom w:type="dxa" w:w="60"/>
-              <w:right w:type="dxa" w:w="90"/>
-            </w:tcMar>
-          </w:tcPr>
-          <w:p>
-            <w:r>
-              <w:rPr>
-                <w:b/>
-                <w:bCs/>
-                <w:sz w:val="18"/>
-                <w:szCs w:val="18"/>
-              </w:rPr>
-              <w:t xml:space="preserve">How I used it</w:t>
-            </w:r>
-          </w:p>
-        </w:tc>
-      </w:tr>
-      <w:tr>
-        <w:tc>
-          <w:tcPr>
-            <w:tcW w:type="dxa" w:w="2200"/>
-            <w:tcBorders>
-              <w:top w:val="single" w:color="BFBFBF" w:sz="4"/>
-              <w:left w:val="single" w:color="BFBFBF" w:sz="4"/>
-              <w:bottom w:val="single" w:color="BFBFBF" w:sz="4"/>
-              <w:right w:val="single" w:color="BFBFBF" w:sz="4"/>
-            </w:tcBorders>
-            <w:tcMar>
-              <w:top w:type="dxa" w:w="60"/>
-              <w:left w:type="dxa" w:w="90"/>
-              <w:bottom w:type="dxa" w:w="60"/>
-              <w:right w:type="dxa" w:w="90"/>
-            </w:tcMar>
-          </w:tcPr>
-          <w:p>
-            <w:r>
-              <w:rPr>
-                <w:b w:val="false"/>
-                <w:bCs w:val="false"/>
-                <w:sz w:val="18"/>
-                <w:szCs w:val="18"/>
-              </w:rPr>
-              <w:t xml:space="preserve">Command line</w:t>
-            </w:r>
-          </w:p>
-        </w:tc>
-        <w:tc>
-          <w:tcPr>
-            <w:tcW w:type="dxa" w:w="7160"/>
-            <w:tcBorders>
-              <w:top w:val="single" w:color="BFBFBF" w:sz="4"/>
-              <w:left w:val="single" w:color="BFBFBF" w:sz="4"/>
-              <w:bottom w:val="single" w:color="BFBFBF" w:sz="4"/>
-              <w:right w:val="single" w:color="BFBFBF" w:sz="4"/>
-            </w:tcBorders>
-            <w:tcMar>
-              <w:top w:type="dxa" w:w="60"/>
-              <w:left w:type="dxa" w:w="90"/>
-              <w:bottom w:type="dxa" w:w="60"/>
-              <w:right w:type="dxa" w:w="90"/>
-            </w:tcMar>
-          </w:tcPr>
-          <w:p>
-            <w:r>
-              <w:rPr>
-                <w:b w:val="false"/>
-                <w:bCs w:val="false"/>
-                <w:sz w:val="18"/>
-                <w:szCs w:val="18"/>
-              </w:rPr>
-              <w:t xml:space="preserve">ollama pull, ollama run, ollama ps (GPU split and context check)</w:t>
-            </w:r>
-          </w:p>
-        </w:tc>
-      </w:tr>
-      <w:tr>
-        <w:tc>
-          <w:tcPr>
-            <w:tcW w:type="dxa" w:w="2200"/>
-            <w:tcBorders>
-              <w:top w:val="single" w:color="BFBFBF" w:sz="4"/>
-              <w:left w:val="single" w:color="BFBFBF" w:sz="4"/>
-              <w:bottom w:val="single" w:color="BFBFBF" w:sz="4"/>
-              <w:right w:val="single" w:color="BFBFBF" w:sz="4"/>
-            </w:tcBorders>
-            <w:tcMar>
-              <w:top w:type="dxa" w:w="60"/>
-              <w:left w:type="dxa" w:w="90"/>
-              <w:bottom w:type="dxa" w:w="60"/>
-              <w:right w:type="dxa" w:w="90"/>
-            </w:tcMar>
-          </w:tcPr>
-          <w:p>
-            <w:r>
-              <w:rPr>
-                <w:b w:val="false"/>
-                <w:bCs w:val="false"/>
-                <w:sz w:val="18"/>
-                <w:szCs w:val="18"/>
-              </w:rPr>
-              <w:t xml:space="preserve">API call</w:t>
-            </w:r>
-          </w:p>
-        </w:tc>
-        <w:tc>
-          <w:tcPr>
-            <w:tcW w:type="dxa" w:w="7160"/>
-            <w:tcBorders>
-              <w:top w:val="single" w:color="BFBFBF" w:sz="4"/>
-              <w:left w:val="single" w:color="BFBFBF" w:sz="4"/>
-              <w:bottom w:val="single" w:color="BFBFBF" w:sz="4"/>
-              <w:right w:val="single" w:color="BFBFBF" w:sz="4"/>
-            </w:tcBorders>
-            <w:tcMar>
-              <w:top w:type="dxa" w:w="60"/>
-              <w:left w:type="dxa" w:w="90"/>
-              <w:bottom w:type="dxa" w:w="60"/>
-              <w:right w:type="dxa" w:w="90"/>
-            </w:tcMar>
-          </w:tcPr>
-          <w:p>
-            <w:r>
-              <w:rPr>
-                <w:b w:val="false"/>
-                <w:bCs w:val="false"/>
-                <w:sz w:val="18"/>
-                <w:szCs w:val="18"/>
-              </w:rPr>
-              <w:t xml:space="preserve">mp2_measure.py sends every prompt to POST /api/generate; all measurements come from this</w:t>
-            </w:r>
-          </w:p>
-        </w:tc>
-      </w:tr>
-      <w:tr>
-        <w:tc>
-          <w:tcPr>
-            <w:tcW w:type="dxa" w:w="2200"/>
-            <w:tcBorders>
-              <w:top w:val="single" w:color="BFBFBF" w:sz="4"/>
-              <w:left w:val="single" w:color="BFBFBF" w:sz="4"/>
-              <w:bottom w:val="single" w:color="BFBFBF" w:sz="4"/>
-              <w:right w:val="single" w:color="BFBFBF" w:sz="4"/>
-            </w:tcBorders>
-            <w:tcMar>
-              <w:top w:type="dxa" w:w="60"/>
-              <w:left w:type="dxa" w:w="90"/>
-              <w:bottom w:type="dxa" w:w="60"/>
-              <w:right w:type="dxa" w:w="90"/>
-            </w:tcMar>
-          </w:tcPr>
-          <w:p>
-            <w:r>
-              <w:rPr>
-                <w:b w:val="false"/>
-                <w:bCs w:val="false"/>
-                <w:sz w:val="18"/>
-                <w:szCs w:val="18"/>
-              </w:rPr>
-              <w:t xml:space="preserve">Graphical interface</w:t>
-            </w:r>
-          </w:p>
-        </w:tc>
-        <w:tc>
-          <w:tcPr>
-            <w:tcW w:type="dxa" w:w="7160"/>
-            <w:tcBorders>
-              <w:top w:val="single" w:color="BFBFBF" w:sz="4"/>
-              <w:left w:val="single" w:color="BFBFBF" w:sz="4"/>
-              <w:bottom w:val="single" w:color="BFBFBF" w:sz="4"/>
-              <w:right w:val="single" w:color="BFBFBF" w:sz="4"/>
-            </w:tcBorders>
-            <w:tcMar>
-              <w:top w:type="dxa" w:w="60"/>
-              <w:left w:type="dxa" w:w="90"/>
-              <w:bottom w:type="dxa" w:w="60"/>
-              <w:right w:type="dxa" w:w="90"/>
-            </w:tcMar>
-          </w:tcPr>
-          <w:p>
-            <w:r>
-              <w:rPr>
-                <w:b w:val="false"/>
-                <w:bCs w:val="false"/>
-                <w:sz w:val="18"/>
-                <w:szCs w:val="18"/>
-              </w:rPr>
-              <w:t xml:space="preserve">Open WebUI, same five prompts, one new chat per prompt</w:t>
-            </w:r>
-          </w:p>
-        </w:tc>
-      </w:tr>
-      <w:tr>
-        <w:tc>
-          <w:tcPr>
-            <w:tcW w:type="dxa" w:w="2200"/>
-            <w:tcBorders>
-              <w:top w:val="single" w:color="BFBFBF" w:sz="4"/>
-              <w:left w:val="single" w:color="BFBFBF" w:sz="4"/>
-              <w:bottom w:val="single" w:color="BFBFBF" w:sz="4"/>
-              <w:right w:val="single" w:color="BFBFBF" w:sz="4"/>
-            </w:tcBorders>
-            <w:tcMar>
-              <w:top w:type="dxa" w:w="60"/>
-              <w:left w:type="dxa" w:w="90"/>
-              <w:bottom w:type="dxa" w:w="60"/>
-              <w:right w:type="dxa" w:w="90"/>
-            </w:tcMar>
-          </w:tcPr>
-          <w:p>
-            <w:r>
-              <w:rPr>
-                <w:b w:val="false"/>
-                <w:bCs w:val="false"/>
-                <w:sz w:val="18"/>
-                <w:szCs w:val="18"/>
-              </w:rPr>
-              <w:t xml:space="preserve">Python script</w:t>
-            </w:r>
-          </w:p>
-        </w:tc>
-        <w:tc>
-          <w:tcPr>
-            <w:tcW w:type="dxa" w:w="7160"/>
-            <w:tcBorders>
-              <w:top w:val="single" w:color="BFBFBF" w:sz="4"/>
-              <w:left w:val="single" w:color="BFBFBF" w:sz="4"/>
-              <w:bottom w:val="single" w:color="BFBFBF" w:sz="4"/>
-              <w:right w:val="single" w:color="BFBFBF" w:sz="4"/>
-            </w:tcBorders>
-            <w:tcMar>
-              <w:top w:type="dxa" w:w="60"/>
-              <w:left w:type="dxa" w:w="90"/>
-              <w:bottom w:type="dxa" w:w="60"/>
-              <w:right w:type="dxa" w:w="90"/>
-            </w:tcMar>
-          </w:tcPr>
-          <w:p>
-            <w:r>
-              <w:rPr>
-                <w:b w:val="false"/>
-                <w:bCs w:val="false"/>
-                <w:sz w:val="18"/>
-                <w:szCs w:val="18"/>
-              </w:rPr>
-              <w:t xml:space="preserve">mp2_measure_hf.py runs the Hugging Face model with transformers</w:t>
-            </w:r>
-          </w:p>
-        </w:tc>
-      </w:tr>
-    </w:tbl>
-    <w:p>
-      <w:pPr>
-        <w:spacing w:after="120"/>
-      </w:pPr>
-    </w:p>
-    <w:p>
-      <w:pPr>
-        <w:spacing w:after="120"/>
-      </w:pPr>
-      <w:r>
-        <w:t xml:space="preserve">The same model through Open WebUI ran at 217.1 tokens per second against 226.8 through the API. That gap is within normal run-to-run variation, so the interface adds no meaningful speed cost once its built-in tools are turned off (see Problems, item 3).</w:t>
-      </w:r>
-    </w:p>
-    <w:p>
-      <w:pPr>
         <w:spacing w:after="60" w:before="120"/>
         <w:jc w:val="center"/>
       </w:pPr>
       <w:r>
         <w:drawing>
           <wp:inline distT="0" distB="0" distL="0" distR="0">
-            <wp:extent cx="5943600" cy="1847850"/>
+            <wp:extent cx="4905375" cy="1524000"/>
             <wp:effectExtent t="0" r="0" b="0" l="0"/>
             <wp:docPr id="1" name="" descr="" title=""/>
             <wp:cNvGraphicFramePr>
@@ -2717,6 +2375,401 @@
                   <pic:spPr bwMode="auto">
                     <a:xfrm>
                       <a:off x="0" y="0"/>
+                      <a:ext cx="4905375" cy="1524000"/>
+                    </a:xfrm>
+                    <a:prstGeom prst="rect">
+                      <a:avLst/>
+                    </a:prstGeom>
+                  </pic:spPr>
+                </pic:pic>
+              </a:graphicData>
+            </a:graphic>
+          </wp:inline>
+        </w:drawing>
+      </w:r>
+    </w:p>
+    <w:p>
+      <w:pPr>
+        <w:spacing w:after="240"/>
+        <w:jc w:val="center"/>
+      </w:pPr>
+      <w:r>
+        <w:rPr>
+          <w:i/>
+          <w:iCs/>
+          <w:color w:val="444444"/>
+          <w:sz w:val="18"/>
+          <w:szCs w:val="18"/>
+        </w:rPr>
+        <w:t xml:space="preserve">Figure 3. Task 2: model downloaded from Hugging Face and run with transformers.</w:t>
+      </w:r>
+    </w:p>
+    <w:p>
+      <w:pPr>
+        <w:pStyle w:val="Heading1"/>
+      </w:pPr>
+      <w:r>
+        <w:t xml:space="preserve">4. Task 3: Ways of interacting</w:t>
+      </w:r>
+    </w:p>
+    <w:tbl>
+      <w:tblPr>
+        <w:tblW w:type="dxa" w:w="9360"/>
+        <w:tblBorders>
+          <w:top w:val="single" w:color="auto" w:sz="4"/>
+          <w:left w:val="single" w:color="auto" w:sz="4"/>
+          <w:bottom w:val="single" w:color="auto" w:sz="4"/>
+          <w:right w:val="single" w:color="auto" w:sz="4"/>
+          <w:insideH w:val="single" w:color="auto" w:sz="4"/>
+          <w:insideV w:val="single" w:color="auto" w:sz="4"/>
+        </w:tblBorders>
+      </w:tblPr>
+      <w:tblGrid>
+        <w:gridCol w:w="2200"/>
+        <w:gridCol w:w="7160"/>
+      </w:tblGrid>
+      <w:tr>
+        <w:trPr>
+          <w:tblHeader/>
+        </w:trPr>
+        <w:tc>
+          <w:tcPr>
+            <w:tcW w:type="dxa" w:w="2200"/>
+            <w:tcBorders>
+              <w:top w:val="single" w:color="BFBFBF" w:sz="4"/>
+              <w:left w:val="single" w:color="BFBFBF" w:sz="4"/>
+              <w:bottom w:val="single" w:color="BFBFBF" w:sz="4"/>
+              <w:right w:val="single" w:color="BFBFBF" w:sz="4"/>
+            </w:tcBorders>
+            <w:shd w:fill="E8EEF6" w:color="auto" w:val="clear"/>
+            <w:tcMar>
+              <w:top w:type="dxa" w:w="60"/>
+              <w:left w:type="dxa" w:w="90"/>
+              <w:bottom w:type="dxa" w:w="60"/>
+              <w:right w:type="dxa" w:w="90"/>
+            </w:tcMar>
+          </w:tcPr>
+          <w:p>
+            <w:r>
+              <w:rPr>
+                <w:b/>
+                <w:bCs/>
+                <w:sz w:val="18"/>
+                <w:szCs w:val="18"/>
+              </w:rPr>
+              <w:t xml:space="preserve">Method</w:t>
+            </w:r>
+          </w:p>
+        </w:tc>
+        <w:tc>
+          <w:tcPr>
+            <w:tcW w:type="dxa" w:w="7160"/>
+            <w:tcBorders>
+              <w:top w:val="single" w:color="BFBFBF" w:sz="4"/>
+              <w:left w:val="single" w:color="BFBFBF" w:sz="4"/>
+              <w:bottom w:val="single" w:color="BFBFBF" w:sz="4"/>
+              <w:right w:val="single" w:color="BFBFBF" w:sz="4"/>
+            </w:tcBorders>
+            <w:shd w:fill="E8EEF6" w:color="auto" w:val="clear"/>
+            <w:tcMar>
+              <w:top w:type="dxa" w:w="60"/>
+              <w:left w:type="dxa" w:w="90"/>
+              <w:bottom w:type="dxa" w:w="60"/>
+              <w:right w:type="dxa" w:w="90"/>
+            </w:tcMar>
+          </w:tcPr>
+          <w:p>
+            <w:r>
+              <w:rPr>
+                <w:b/>
+                <w:bCs/>
+                <w:sz w:val="18"/>
+                <w:szCs w:val="18"/>
+              </w:rPr>
+              <w:t xml:space="preserve">How I used it</w:t>
+            </w:r>
+          </w:p>
+        </w:tc>
+      </w:tr>
+      <w:tr>
+        <w:tc>
+          <w:tcPr>
+            <w:tcW w:type="dxa" w:w="2200"/>
+            <w:tcBorders>
+              <w:top w:val="single" w:color="BFBFBF" w:sz="4"/>
+              <w:left w:val="single" w:color="BFBFBF" w:sz="4"/>
+              <w:bottom w:val="single" w:color="BFBFBF" w:sz="4"/>
+              <w:right w:val="single" w:color="BFBFBF" w:sz="4"/>
+            </w:tcBorders>
+            <w:tcMar>
+              <w:top w:type="dxa" w:w="60"/>
+              <w:left w:type="dxa" w:w="90"/>
+              <w:bottom w:type="dxa" w:w="60"/>
+              <w:right w:type="dxa" w:w="90"/>
+            </w:tcMar>
+          </w:tcPr>
+          <w:p>
+            <w:r>
+              <w:rPr>
+                <w:b w:val="false"/>
+                <w:bCs w:val="false"/>
+                <w:sz w:val="18"/>
+                <w:szCs w:val="18"/>
+              </w:rPr>
+              <w:t xml:space="preserve">Command line</w:t>
+            </w:r>
+          </w:p>
+        </w:tc>
+        <w:tc>
+          <w:tcPr>
+            <w:tcW w:type="dxa" w:w="7160"/>
+            <w:tcBorders>
+              <w:top w:val="single" w:color="BFBFBF" w:sz="4"/>
+              <w:left w:val="single" w:color="BFBFBF" w:sz="4"/>
+              <w:bottom w:val="single" w:color="BFBFBF" w:sz="4"/>
+              <w:right w:val="single" w:color="BFBFBF" w:sz="4"/>
+            </w:tcBorders>
+            <w:tcMar>
+              <w:top w:type="dxa" w:w="60"/>
+              <w:left w:type="dxa" w:w="90"/>
+              <w:bottom w:type="dxa" w:w="60"/>
+              <w:right w:type="dxa" w:w="90"/>
+            </w:tcMar>
+          </w:tcPr>
+          <w:p>
+            <w:r>
+              <w:rPr>
+                <w:b w:val="false"/>
+                <w:bCs w:val="false"/>
+                <w:sz w:val="18"/>
+                <w:szCs w:val="18"/>
+              </w:rPr>
+              <w:t xml:space="preserve">ollama pull, ollama run, ollama ps (GPU split and context check)</w:t>
+            </w:r>
+          </w:p>
+        </w:tc>
+      </w:tr>
+      <w:tr>
+        <w:tc>
+          <w:tcPr>
+            <w:tcW w:type="dxa" w:w="2200"/>
+            <w:tcBorders>
+              <w:top w:val="single" w:color="BFBFBF" w:sz="4"/>
+              <w:left w:val="single" w:color="BFBFBF" w:sz="4"/>
+              <w:bottom w:val="single" w:color="BFBFBF" w:sz="4"/>
+              <w:right w:val="single" w:color="BFBFBF" w:sz="4"/>
+            </w:tcBorders>
+            <w:tcMar>
+              <w:top w:type="dxa" w:w="60"/>
+              <w:left w:type="dxa" w:w="90"/>
+              <w:bottom w:type="dxa" w:w="60"/>
+              <w:right w:type="dxa" w:w="90"/>
+            </w:tcMar>
+          </w:tcPr>
+          <w:p>
+            <w:r>
+              <w:rPr>
+                <w:b w:val="false"/>
+                <w:bCs w:val="false"/>
+                <w:sz w:val="18"/>
+                <w:szCs w:val="18"/>
+              </w:rPr>
+              <w:t xml:space="preserve">API call</w:t>
+            </w:r>
+          </w:p>
+        </w:tc>
+        <w:tc>
+          <w:tcPr>
+            <w:tcW w:type="dxa" w:w="7160"/>
+            <w:tcBorders>
+              <w:top w:val="single" w:color="BFBFBF" w:sz="4"/>
+              <w:left w:val="single" w:color="BFBFBF" w:sz="4"/>
+              <w:bottom w:val="single" w:color="BFBFBF" w:sz="4"/>
+              <w:right w:val="single" w:color="BFBFBF" w:sz="4"/>
+            </w:tcBorders>
+            <w:tcMar>
+              <w:top w:type="dxa" w:w="60"/>
+              <w:left w:type="dxa" w:w="90"/>
+              <w:bottom w:type="dxa" w:w="60"/>
+              <w:right w:type="dxa" w:w="90"/>
+            </w:tcMar>
+          </w:tcPr>
+          <w:p>
+            <w:r>
+              <w:rPr>
+                <w:b w:val="false"/>
+                <w:bCs w:val="false"/>
+                <w:sz w:val="18"/>
+                <w:szCs w:val="18"/>
+              </w:rPr>
+              <w:t xml:space="preserve">mp2_measure.py sends every prompt to POST /api/generate; all measurements come from this</w:t>
+            </w:r>
+          </w:p>
+        </w:tc>
+      </w:tr>
+      <w:tr>
+        <w:tc>
+          <w:tcPr>
+            <w:tcW w:type="dxa" w:w="2200"/>
+            <w:tcBorders>
+              <w:top w:val="single" w:color="BFBFBF" w:sz="4"/>
+              <w:left w:val="single" w:color="BFBFBF" w:sz="4"/>
+              <w:bottom w:val="single" w:color="BFBFBF" w:sz="4"/>
+              <w:right w:val="single" w:color="BFBFBF" w:sz="4"/>
+            </w:tcBorders>
+            <w:tcMar>
+              <w:top w:type="dxa" w:w="60"/>
+              <w:left w:type="dxa" w:w="90"/>
+              <w:bottom w:type="dxa" w:w="60"/>
+              <w:right w:type="dxa" w:w="90"/>
+            </w:tcMar>
+          </w:tcPr>
+          <w:p>
+            <w:r>
+              <w:rPr>
+                <w:b w:val="false"/>
+                <w:bCs w:val="false"/>
+                <w:sz w:val="18"/>
+                <w:szCs w:val="18"/>
+              </w:rPr>
+              <w:t xml:space="preserve">Graphical interface</w:t>
+            </w:r>
+          </w:p>
+        </w:tc>
+        <w:tc>
+          <w:tcPr>
+            <w:tcW w:type="dxa" w:w="7160"/>
+            <w:tcBorders>
+              <w:top w:val="single" w:color="BFBFBF" w:sz="4"/>
+              <w:left w:val="single" w:color="BFBFBF" w:sz="4"/>
+              <w:bottom w:val="single" w:color="BFBFBF" w:sz="4"/>
+              <w:right w:val="single" w:color="BFBFBF" w:sz="4"/>
+            </w:tcBorders>
+            <w:tcMar>
+              <w:top w:type="dxa" w:w="60"/>
+              <w:left w:type="dxa" w:w="90"/>
+              <w:bottom w:type="dxa" w:w="60"/>
+              <w:right w:type="dxa" w:w="90"/>
+            </w:tcMar>
+          </w:tcPr>
+          <w:p>
+            <w:r>
+              <w:rPr>
+                <w:b w:val="false"/>
+                <w:bCs w:val="false"/>
+                <w:sz w:val="18"/>
+                <w:szCs w:val="18"/>
+              </w:rPr>
+              <w:t xml:space="preserve">Open WebUI, same five prompts, one new chat per prompt</w:t>
+            </w:r>
+          </w:p>
+        </w:tc>
+      </w:tr>
+      <w:tr>
+        <w:tc>
+          <w:tcPr>
+            <w:tcW w:type="dxa" w:w="2200"/>
+            <w:tcBorders>
+              <w:top w:val="single" w:color="BFBFBF" w:sz="4"/>
+              <w:left w:val="single" w:color="BFBFBF" w:sz="4"/>
+              <w:bottom w:val="single" w:color="BFBFBF" w:sz="4"/>
+              <w:right w:val="single" w:color="BFBFBF" w:sz="4"/>
+            </w:tcBorders>
+            <w:tcMar>
+              <w:top w:type="dxa" w:w="60"/>
+              <w:left w:type="dxa" w:w="90"/>
+              <w:bottom w:type="dxa" w:w="60"/>
+              <w:right w:type="dxa" w:w="90"/>
+            </w:tcMar>
+          </w:tcPr>
+          <w:p>
+            <w:r>
+              <w:rPr>
+                <w:b w:val="false"/>
+                <w:bCs w:val="false"/>
+                <w:sz w:val="18"/>
+                <w:szCs w:val="18"/>
+              </w:rPr>
+              <w:t xml:space="preserve">Python script</w:t>
+            </w:r>
+          </w:p>
+        </w:tc>
+        <w:tc>
+          <w:tcPr>
+            <w:tcW w:type="dxa" w:w="7160"/>
+            <w:tcBorders>
+              <w:top w:val="single" w:color="BFBFBF" w:sz="4"/>
+              <w:left w:val="single" w:color="BFBFBF" w:sz="4"/>
+              <w:bottom w:val="single" w:color="BFBFBF" w:sz="4"/>
+              <w:right w:val="single" w:color="BFBFBF" w:sz="4"/>
+            </w:tcBorders>
+            <w:tcMar>
+              <w:top w:type="dxa" w:w="60"/>
+              <w:left w:type="dxa" w:w="90"/>
+              <w:bottom w:type="dxa" w:w="60"/>
+              <w:right w:type="dxa" w:w="90"/>
+            </w:tcMar>
+          </w:tcPr>
+          <w:p>
+            <w:r>
+              <w:rPr>
+                <w:b w:val="false"/>
+                <w:bCs w:val="false"/>
+                <w:sz w:val="18"/>
+                <w:szCs w:val="18"/>
+              </w:rPr>
+              <w:t xml:space="preserve">mp2_measure_hf.py runs the Hugging Face model with transformers</w:t>
+            </w:r>
+          </w:p>
+        </w:tc>
+      </w:tr>
+    </w:tbl>
+    <w:p>
+      <w:pPr>
+        <w:spacing w:after="120"/>
+      </w:pPr>
+    </w:p>
+    <w:p>
+      <w:pPr>
+        <w:spacing w:after="120"/>
+      </w:pPr>
+      <w:r>
+        <w:t xml:space="preserve">The same model through Open WebUI ran at 217.1 tokens per second against 226.8 through the API. That gap is within normal run-to-run variation, so the interface adds no meaningful speed cost once its built-in tools are turned off (see Problems, item 3).</w:t>
+      </w:r>
+    </w:p>
+    <w:p>
+      <w:pPr>
+        <w:spacing w:after="60" w:before="120"/>
+        <w:jc w:val="center"/>
+      </w:pPr>
+      <w:r>
+        <w:drawing>
+          <wp:inline distT="0" distB="0" distL="0" distR="0">
+            <wp:extent cx="5943600" cy="1847850"/>
+            <wp:effectExtent t="0" r="0" b="0" l="0"/>
+            <wp:docPr id="1" name="" descr="" title=""/>
+            <wp:cNvGraphicFramePr>
+              <a:graphicFrameLocks xmlns:a="http://schemas.openxmlformats.org/drawingml/2006/main" noChangeAspect="1"/>
+            </wp:cNvGraphicFramePr>
+            <a:graphic xmlns:a="http://schemas.openxmlformats.org/drawingml/2006/main">
+              <a:graphicData uri="http://schemas.openxmlformats.org/drawingml/2006/picture">
+                <pic:pic xmlns:pic="http://schemas.openxmlformats.org/drawingml/2006/picture">
+                  <pic:nvPicPr>
+                    <pic:cNvPr id="0" name="" descr=""/>
+                    <pic:cNvPicPr>
+                      <a:picLocks noChangeAspect="1" noChangeArrowheads="1"/>
+                    </pic:cNvPicPr>
+                  </pic:nvPicPr>
+                  <pic:blipFill>
+                    <a:blip r:embed="rId16" cstate="none"/>
+                    <a:srcRect/>
+                    <a:stretch>
+                      <a:fillRect/>
+                    </a:stretch>
+                  </pic:blipFill>
+                  <pic:spPr bwMode="auto">
+                    <a:xfrm>
+                      <a:off x="0" y="0"/>
                       <a:ext cx="5943600" cy="1847850"/>
                     </a:xfrm>
                     <a:prstGeom prst="rect">
@@ -3561,7 +3614,7 @@
                     </pic:cNvPicPr>
                   </pic:nvPicPr>
                   <pic:blipFill>
-                    <a:blip r:embed="rId16" cstate="none"/>
+                    <a:blip r:embed="rId17" cstate="none"/>
                     <a:srcRect/>
                     <a:stretch>
                       <a:fillRect/>
@@ -9824,7 +9877,7 @@
                     </pic:cNvPicPr>
                   </pic:nvPicPr>
                   <pic:blipFill>
-                    <a:blip r:embed="rId17" cstate="none"/>
+                    <a:blip r:embed="rId18" cstate="none"/>
                     <a:srcRect/>
                     <a:stretch>
                       <a:fillRect/>
@@ -9886,7 +9939,7 @@
                     </pic:cNvPicPr>
                   </pic:nvPicPr>
                   <pic:blipFill>
-                    <a:blip r:embed="rId18" cstate="none"/>
+                    <a:blip r:embed="rId19" cstate="none"/>
                     <a:srcRect/>
                     <a:stretch>
                       <a:fillRect/>
